--- a/registry/jobs/20261006_yeb_79ae138400d84b8fb939585de2aa77f1/application/cover-letter.docx
+++ b/registry/jobs/20261006_yeb_79ae138400d84b8fb939585de2aa77f1/application/cover-letter.docx
@@ -53,7 +53,7 @@
           <w:szCs w:val="24"/>
           <w:rtl w:val="false"/>
         </w:rPr>
-        <w:t xml:space="preserve">nei progetti e-commerce di Yeb posso contribuire alla parte PHP e alle integrazioni, dall'analisi della richiesta al rilascio. Vi scrivo per la posizione di Programmatore Senior PHP / Web developer.</w:t>
+        <w:t xml:space="preserve">vi scrivo per la posizione di Programmatore Senior PHP / Web developer. Il mio lavoro si concentra sul backend PHP e sulle integrazioni tra applicazioni e servizi.</w:t>
       </w:r>
     </w:p>
     <w:p>
@@ -70,7 +70,7 @@
           <w:szCs w:val="24"/>
           <w:rtl w:val="false"/>
         </w:rPr>
-        <w:t xml:space="preserve">Per un'applicazione commerciale, collegare servizi significa anche gestire correttamente identità e dati. In una recente integrazione in produzione ho curato autenticazione, collegamento degli account e trasferimento delle collezioni, con verifica della proprietà degli acquisti. È un'esperienza pertinente al vostro lavoro di personalizzazione e integrazione delle piattaforme e-commerce.</w:t>
+        <w:t xml:space="preserve">Ho lavorato su integrazioni commerciali in produzione, comprese autenticazione e gestione degli account. Accanto allo sviluppo, ho seguito la valutazione delle richieste, la suddivisione delle attività e il lavoro del team fino al rilascio. Sono aspetti su cui posso contribuire ai vostri progetti e‑commerce.</w:t>
       </w:r>
     </w:p>
     <w:p>
@@ -87,7 +87,7 @@
           <w:szCs w:val="24"/>
           <w:rtl w:val="false"/>
         </w:rPr>
-        <w:t xml:space="preserve">Alla parte di sviluppo affianco l'organizzazione del lavoro del team. Ho valutato e suddiviso attività backend, partecipato alla pianificazione con prodotto e sviluppo e seguito gli incarichi fino al rilascio. Posso quindi contribuire anche al confronto sulla fattibilità delle richieste e all'organizzazione delle attività, oltre che all'implementazione.</w:t>
+        <w:t xml:space="preserve">Posso iniziare entro una settimana. Vorrei sapere se per questa posizione è possibile lavorare da remoto o in modalità ibrida. Allego il mio CV e resto disponibile per un colloquio.</w:t>
       </w:r>
     </w:p>
     <w:p>
@@ -104,58 +104,8 @@
           <w:szCs w:val="24"/>
           <w:rtl w:val="false"/>
         </w:rPr>
-        <w:t xml:space="preserve">Mi interessa che nei vostri servizi lo sviluppo sia accompagnato da integrazioni, assistenza e manutenzione. È un contesto in cui la mia esperienza può essere utile anche dopo il primo rilascio. Il mio percorso è principalmente backend e API, mentre l'esperienza specifica sulle vostre piattaforme va approfondita insieme.</w:t>
-      </w:r>
-    </w:p>
-    <w:p>
-      <w:pPr>
-        <w:bidi w:val="false"/>
-        <w:spacing w:after="120" w:before="120" w:line="259.20000000000005"/>
-        <w:jc w:val="left"/>
-      </w:pPr>
-      <w:r>
-        <w:rPr>
-          <w:rFonts w:ascii="Aptos" w:cs="Aptos" w:eastAsia="Aptos" w:hAnsi="Aptos"/>
-          <w:color w:val="000000"/>
-          <w:sz w:val="24"/>
-          <w:szCs w:val="24"/>
-          <w:rtl w:val="false"/>
-        </w:rPr>
-        <w:t xml:space="preserve">Posso iniziare entro una settimana. Vorrei inoltre sapere se per questa posizione è possibile lavorare da remoto o in modalità ibrida. Allego il mio CV e resto disponibile per un colloquio e per discutere il contributo che potrei portare ai vostri progetti.</w:t>
-      </w:r>
-    </w:p>
-    <w:p>
-      <w:pPr>
-        <w:bidi w:val="false"/>
-        <w:spacing w:after="120" w:before="120" w:line="259.20000000000005"/>
-        <w:jc w:val="left"/>
-      </w:pPr>
-      <w:r>
-        <w:rPr>
-          <w:rFonts w:ascii="Aptos" w:cs="Aptos" w:eastAsia="Aptos" w:hAnsi="Aptos"/>
-          <w:color w:val="000000"/>
-          <w:sz w:val="24"/>
-          <w:szCs w:val="24"/>
-          <w:rtl w:val="false"/>
-        </w:rPr>
-        <w:t xml:space="preserve">Cordiali saluti,</w:t>
-      </w:r>
-    </w:p>
-    <w:p>
-      <w:pPr>
-        <w:bidi w:val="false"/>
-        <w:spacing w:after="120" w:before="120" w:line="259.20000000000005"/>
-        <w:jc w:val="left"/>
-      </w:pPr>
-      <w:r>
-        <w:rPr>
-          <w:rFonts w:ascii="Aptos" w:cs="Aptos" w:eastAsia="Aptos" w:hAnsi="Aptos"/>
-          <w:color w:val="000000"/>
-          <w:sz w:val="24"/>
-          <w:szCs w:val="24"/>
-          <w:rtl w:val="false"/>
-        </w:rPr>
-        <w:t xml:space="preserve">Valentin Nikolaev</w:t>
+        <w:t xml:space="preserve">Cordiali saluti,
+Valentin Nikolaev</w:t>
       </w:r>
     </w:p>
     <w:sectPr>
